--- a/1952.4/1952年4月20日，__LLM初注.docx
+++ b/1952.4/1952年4月20日，__LLM初注.docx
@@ -305,13 +305,23 @@
       </w:r>
     </w:p>
     <w:p>
+      <w:commentRangeStart w:id="0"/>
       <w:r>
         <w:t>1. 【需核】文件名只有日期无标题，是否需要为本文添加标题（如“给毛泽荣的信”）。</w:t>
       </w:r>
-    </w:p>
-    <w:p>
+      <w:commentRangeEnd w:id="0"/>
+      <w:r>
+        <w:commentReference w:id="0"/>
+      </w:r>
+    </w:p>
+    <w:p>
+      <w:commentRangeStart w:id="1"/>
       <w:r>
         <w:t>2. 【需核】文中毛泽东劝阻毛泽荣“今年不要来京”的具体背景需要核查。</w:t>
+      </w:r>
+      <w:commentRangeEnd w:id="1"/>
+      <w:r>
+        <w:commentReference w:id="1"/>
       </w:r>
     </w:p>
     <w:sectPr>
@@ -327,6 +337,25 @@
     </w:sectPr>
   </w:body>
 </w:document>
+</file>
+
+<file path=word/comments.xml><?xml version="1.0" encoding="utf-8"?>
+<w:comments xmlns:w="http://schemas.openxmlformats.org/wordprocessingml/2006/main">
+  <w:comment w:id="0" w:author="LLM初注待核" w:date="2026-07-05T15:07:27Z">
+    <w:p>
+      <w:r>
+        <w:t>【需核】文件名只有日期无标题，是否需要为本文添加标题（如“给毛泽荣的信”）。</w:t>
+      </w:r>
+    </w:p>
+  </w:comment>
+  <w:comment w:id="1" w:author="LLM初注待核" w:date="2026-07-05T15:07:27Z">
+    <w:p>
+      <w:r>
+        <w:t>【需核】文中毛泽东劝阻毛泽荣“今年不要来京”的具体背景需要核查。</w:t>
+      </w:r>
+    </w:p>
+  </w:comment>
+</w:comments>
 </file>
 
 <file path=word/footer1.xml><?xml version="1.0" encoding="utf-8"?>

--- a/1952.4/1952年4月20日，__LLM初注.docx
+++ b/1952.4/1952年4月20日，__LLM初注.docx
@@ -311,6 +311,9 @@
       </w:r>
       <w:commentRangeEnd w:id="0"/>
       <w:r>
+        <w:rPr>
+          <w:rStyle w:val="CommentReference"/>
+        </w:rPr>
         <w:commentReference w:id="0"/>
       </w:r>
     </w:p>
@@ -321,6 +324,9 @@
       </w:r>
       <w:commentRangeEnd w:id="1"/>
       <w:r>
+        <w:rPr>
+          <w:rStyle w:val="CommentReference"/>
+        </w:rPr>
         <w:commentReference w:id="1"/>
       </w:r>
     </w:p>
@@ -343,6 +349,9 @@
 <w:comments xmlns:w="http://schemas.openxmlformats.org/wordprocessingml/2006/main">
   <w:comment w:id="0" w:author="LLM初注待核" w:date="2026-07-05T15:07:27Z">
     <w:p>
+      <w:pPr>
+        <w:pStyle w:val="CommentText"/>
+      </w:pPr>
       <w:r>
         <w:t>【需核】文件名只有日期无标题，是否需要为本文添加标题（如“给毛泽荣的信”）。</w:t>
       </w:r>
@@ -350,6 +359,9 @@
   </w:comment>
   <w:comment w:id="1" w:author="LLM初注待核" w:date="2026-07-05T15:07:27Z">
     <w:p>
+      <w:pPr>
+        <w:pStyle w:val="CommentText"/>
+      </w:pPr>
       <w:r>
         <w:t>【需核】文中毛泽东劝阻毛泽荣“今年不要来京”的具体背景需要核查。</w:t>
       </w:r>

--- a/1952.4/1952年4月20日，__LLM初注.docx
+++ b/1952.4/1952年4月20日，__LLM初注.docx
@@ -40,11 +40,20 @@
       <w:r>
         <w:rPr>
           <w:rStyle w:val="FootnoteReference"/>
-        </w:rPr>
+          <w:vertAlign w:val="superscript"/>
+        </w:rPr>
+        <w:t>[</w:t>
         <w:footnoteReference w:id="4"/>
-      </w:r>
-      <w:r>
-        <w:rPr/>
+        <w:t>]</w:t>
+      </w:r>
+      <w:r>
+        <w:rPr>
+          <w:rFonts w:hint="eastAsia" w:ascii="黑体" w:hAnsi="黑体" w:eastAsia="黑体" w:cs="黑体"/>
+          <w:sz w:val="44"/>
+          <w:szCs w:val="44"/>
+          <w:vertAlign w:val="baseline"/>
+          <w:lang w:val="en-US" w:eastAsia="zh-CN"/>
+        </w:rPr>
         <w:t xml:space="preserve">的信</w:t>
       </w:r>
       <w:r>
@@ -59,13 +68,16 @@
       </w:r>
       <w:r>
         <w:rPr>
+          <w:rStyle w:val="FootnoteReference"/>
           <w:rFonts w:hint="eastAsia" w:ascii="仿宋" w:hAnsi="仿宋" w:eastAsia="仿宋" w:cs="仿宋"/>
           <w:sz w:val="36"/>
           <w:szCs w:val="36"/>
           <w:vertAlign w:val="superscript"/>
           <w:lang w:val="en-US" w:eastAsia="zh-CN"/>
         </w:rPr>
+        <w:t>[</w:t>
         <w:footnoteReference w:id="0"/>
+        <w:t>]</w:t>
       </w:r>
       <w:r>
         <w:rPr>

--- a/1952.4/1952年4月20日，__LLM初注.docx
+++ b/1952.4/1952年4月20日，__LLM初注.docx
@@ -42,9 +42,16 @@
           <w:rStyle w:val="FootnoteReference"/>
           <w:vertAlign w:val="superscript"/>
         </w:rPr>
-        <w:t>[</w:t>
+        <w:t>[1]</w:t>
+      </w:r>
+      <w:r>
+        <w:rPr>
+          <w:rStyle w:val="FootnoteReference"/>
+          <w:vertAlign w:val="superscript"/>
+          <w:vanish/>
+          <w:specVanish/>
+        </w:rPr>
         <w:footnoteReference w:id="4"/>
-        <w:t>]</w:t>
       </w:r>
       <w:r>
         <w:rPr>
@@ -58,36 +65,19 @@
       </w:r>
       <w:r>
         <w:rPr>
-          <w:rFonts w:hint="eastAsia" w:ascii="仿宋" w:hAnsi="仿宋" w:eastAsia="仿宋" w:cs="仿宋"/>
-          <w:sz w:val="36"/>
-          <w:szCs w:val="36"/>
+          <w:rStyle w:val="FootnoteReference"/>
           <w:vertAlign w:val="superscript"/>
-          <w:lang w:val="en-US" w:eastAsia="zh-CN"/>
-        </w:rPr>
-        <w:t>[</w:t>
+        </w:rPr>
+        <w:t>[2]</w:t>
       </w:r>
       <w:r>
         <w:rPr>
           <w:rStyle w:val="FootnoteReference"/>
-          <w:rFonts w:hint="eastAsia" w:ascii="仿宋" w:hAnsi="仿宋" w:eastAsia="仿宋" w:cs="仿宋"/>
-          <w:sz w:val="36"/>
-          <w:szCs w:val="36"/>
           <w:vertAlign w:val="superscript"/>
-          <w:lang w:val="en-US" w:eastAsia="zh-CN"/>
-        </w:rPr>
-        <w:t>[</w:t>
+          <w:vanish/>
+          <w:specVanish/>
+        </w:rPr>
         <w:footnoteReference w:id="0"/>
-        <w:t>]</w:t>
-      </w:r>
-      <w:r>
-        <w:rPr>
-          <w:rFonts w:hint="eastAsia" w:ascii="仿宋" w:hAnsi="仿宋" w:eastAsia="仿宋" w:cs="仿宋"/>
-          <w:sz w:val="36"/>
-          <w:szCs w:val="36"/>
-          <w:vertAlign w:val="superscript"/>
-          <w:lang w:val="en-US" w:eastAsia="zh-CN"/>
-        </w:rPr>
-        <w:t>]</w:t>
       </w:r>
     </w:p>
     <w:p>
@@ -513,13 +503,39 @@
       </w:pPr>
       <w:r>
         <w:rPr>
+          <w:rStyle w:val="FootnoteReference"/>
+        </w:rPr>
+        <w:t>[2]</w:t>
+      </w:r>
+      <w:r>
+        <w:rPr>
+          <w:rFonts w:hint="eastAsia" w:asciiTheme="minorEastAsia" w:hAnsiTheme="minorEastAsia" w:cstheme="minorBidi"/>
+          <w:kern w:val="2"/>
+          <w:sz w:val="21"/>
+          <w:szCs w:val="21"/>
+          <w:lang w:val="en-US" w:eastAsia="zh-CN" w:bidi="ar-SA"/>
+        </w:rPr>
+        <w:t>关于本文的真实性及时间还存在争议，《</w:t>
+      </w:r>
+      <w:r>
+        <w:rPr>
           <w:rFonts w:hint="eastAsia" w:asciiTheme="minorEastAsia" w:hAnsiTheme="minorEastAsia" w:eastAsiaTheme="minorEastAsia" w:cstheme="minorBidi"/>
           <w:kern w:val="2"/>
           <w:sz w:val="21"/>
           <w:szCs w:val="21"/>
           <w:lang w:val="en-US" w:eastAsia="zh-CN" w:bidi="ar-SA"/>
         </w:rPr>
-        <w:t>[</w:t>
+        <w:t>毛泽东年谱</w:t>
+      </w:r>
+      <w:r>
+        <w:rPr>
+          <w:rFonts w:hint="eastAsia" w:asciiTheme="minorEastAsia" w:hAnsiTheme="minorEastAsia" w:cstheme="minorBidi"/>
+          <w:kern w:val="2"/>
+          <w:sz w:val="21"/>
+          <w:szCs w:val="21"/>
+          <w:lang w:val="en-US" w:eastAsia="zh-CN" w:bidi="ar-SA"/>
+        </w:rPr>
+        <w:t>》中并未记载。</w:t>
       </w:r>
       <w:r>
         <w:rPr>
@@ -529,17 +545,7 @@
           <w:szCs w:val="21"/>
           <w:lang w:val="en-US" w:eastAsia="zh-CN" w:bidi="ar-SA"/>
         </w:rPr>
-        <w:footnoteRef/>
-      </w:r>
-      <w:r>
-        <w:rPr>
-          <w:rFonts w:hint="eastAsia" w:asciiTheme="minorEastAsia" w:hAnsiTheme="minorEastAsia" w:eastAsiaTheme="minorEastAsia" w:cstheme="minorBidi"/>
-          <w:kern w:val="2"/>
-          <w:sz w:val="21"/>
-          <w:szCs w:val="21"/>
-          <w:lang w:val="en-US" w:eastAsia="zh-CN" w:bidi="ar-SA"/>
-        </w:rPr>
-        <w:t>]</w:t>
+        <w:t>本文是根据</w:t>
       </w:r>
       <w:r>
         <w:rPr>
@@ -549,46 +555,6 @@
           <w:szCs w:val="21"/>
           <w:lang w:val="en-US" w:eastAsia="zh-CN" w:bidi="ar-SA"/>
         </w:rPr>
-        <w:t>关于本文的真实性及时间还存在争议，《</w:t>
-      </w:r>
-      <w:r>
-        <w:rPr>
-          <w:rFonts w:hint="eastAsia" w:asciiTheme="minorEastAsia" w:hAnsiTheme="minorEastAsia" w:eastAsiaTheme="minorEastAsia" w:cstheme="minorBidi"/>
-          <w:kern w:val="2"/>
-          <w:sz w:val="21"/>
-          <w:szCs w:val="21"/>
-          <w:lang w:val="en-US" w:eastAsia="zh-CN" w:bidi="ar-SA"/>
-        </w:rPr>
-        <w:t>毛泽东年谱</w:t>
-      </w:r>
-      <w:r>
-        <w:rPr>
-          <w:rFonts w:hint="eastAsia" w:asciiTheme="minorEastAsia" w:hAnsiTheme="minorEastAsia" w:cstheme="minorBidi"/>
-          <w:kern w:val="2"/>
-          <w:sz w:val="21"/>
-          <w:szCs w:val="21"/>
-          <w:lang w:val="en-US" w:eastAsia="zh-CN" w:bidi="ar-SA"/>
-        </w:rPr>
-        <w:t>》中并未记载。</w:t>
-      </w:r>
-      <w:r>
-        <w:rPr>
-          <w:rFonts w:hint="eastAsia" w:asciiTheme="minorEastAsia" w:hAnsiTheme="minorEastAsia" w:eastAsiaTheme="minorEastAsia" w:cstheme="minorBidi"/>
-          <w:kern w:val="2"/>
-          <w:sz w:val="21"/>
-          <w:szCs w:val="21"/>
-          <w:lang w:val="en-US" w:eastAsia="zh-CN" w:bidi="ar-SA"/>
-        </w:rPr>
-        <w:t>本文是根据</w:t>
-      </w:r>
-      <w:r>
-        <w:rPr>
-          <w:rFonts w:hint="eastAsia" w:asciiTheme="minorEastAsia" w:hAnsiTheme="minorEastAsia" w:cstheme="minorBidi"/>
-          <w:kern w:val="2"/>
-          <w:sz w:val="21"/>
-          <w:szCs w:val="21"/>
-          <w:lang w:val="en-US" w:eastAsia="zh-CN" w:bidi="ar-SA"/>
-        </w:rPr>
         <w:t>东方直心同志编著的《毛泽东大传》（2021年终极版）第六卷，第2089页记载内容编辑而成。标题为编者所加。</w:t>
       </w:r>
     </w:p>
@@ -606,13 +572,9 @@
       </w:pPr>
       <w:r>
         <w:rPr>
-          <w:rFonts w:asciiTheme="minorEastAsia" w:hAnsiTheme="minorEastAsia" w:eastAsiaTheme="minorEastAsia" w:cstheme="minorBidi"/>
-          <w:kern w:val="2"/>
-          <w:sz w:val="21"/>
-          <w:szCs w:val="21"/>
-          <w:lang w:val="en-US" w:eastAsia="zh-CN" w:bidi="ar-SA"/>
-        </w:rPr>
-        <w:footnoteRef/>
+          <w:rStyle w:val="FootnoteReference"/>
+        </w:rPr>
+        <w:t>[1]</w:t>
       </w:r>
       <w:r>
         <w:rPr>
